--- a/RuxLog-User-Manual.docx
+++ b/RuxLog-User-Manual.docx
@@ -55,23 +55,6 @@
     </w:p>
     <w:p>
       <w:pPr>
-        <w:spacing w:after="80"/>
-        <w:jc w:val="center"/>
-        <w:rPr>
-          <w:sz w:val="24"/>
-        </w:rPr>
-      </w:pPr>
-      <w:r>
-        <w:rPr>
-          <w:b/>
-          <w:color w:val="16283F"/>
-          <w:sz w:val="48"/>
-        </w:rPr>
-        <w:t>RuxLog User Guide</w:t>
-      </w:r>
-    </w:p>
-    <w:p>
-      <w:pPr>
         <w:spacing w:after="200"/>
         <w:jc w:val="center"/>
         <w:rPr>
@@ -86,14 +69,7 @@
             <w:rStyle w:val="Hyperlink"/>
             <w:sz w:val="24"/>
           </w:rPr>
-          <w:t>Ruxin</w:t>
-        </w:r>
-        <w:r>
-          <w:rPr>
-            <w:rStyle w:val="Hyperlink"/>
-            <w:sz w:val="24"/>
-          </w:rPr>
-          <w:t>s</w:t>
+          <w:t>Ruxins</w:t>
         </w:r>
         <w:proofErr w:type="spellEnd"/>
         <w:r>
@@ -107,20 +83,73 @@
     </w:p>
     <w:p>
       <w:pPr>
-        <w:spacing w:after="200"/>
+        <w:spacing w:after="80"/>
         <w:jc w:val="center"/>
         <w:rPr>
           <w:sz w:val="24"/>
-          <w:u w:val="single"/>
         </w:rPr>
       </w:pPr>
       <w:r>
         <w:rPr>
-          <w:color w:val="5A6472"/>
-          <w:sz w:val="24"/>
-          <w:u w:val="single"/>
+          <w:b/>
+          <w:color w:val="16283F"/>
+          <w:sz w:val="48"/>
         </w:rPr>
-        <w:t>Pages descriptions:</w:t>
+        <w:t>User Guide</w:t>
+      </w:r>
+    </w:p>
+    <w:p>
+      <w:pPr>
+        <w:spacing w:after="200"/>
+        <w:jc w:val="center"/>
+        <w:rPr>
+          <w:color w:val="000000" w:themeColor="text1"/>
+          <w:sz w:val="36"/>
+          <w14:shadow w14:blurRad="38100" w14:dist="19050" w14:dir="2700000" w14:sx="100000" w14:sy="100000" w14:kx="0" w14:ky="0" w14:algn="tl">
+            <w14:schemeClr w14:val="dk1">
+              <w14:alpha w14:val="60000"/>
+            </w14:schemeClr>
+          </w14:shadow>
+          <w14:textOutline w14:w="0" w14:cap="flat" w14:cmpd="sng" w14:algn="ctr">
+            <w14:noFill/>
+            <w14:prstDash w14:val="solid"/>
+            <w14:round/>
+          </w14:textOutline>
+        </w:rPr>
+      </w:pPr>
+      <w:r>
+        <w:rPr>
+          <w:color w:val="000000" w:themeColor="text1"/>
+          <w:sz w:val="36"/>
+          <w14:shadow w14:blurRad="38100" w14:dist="19050" w14:dir="2700000" w14:sx="100000" w14:sy="100000" w14:kx="0" w14:ky="0" w14:algn="tl">
+            <w14:schemeClr w14:val="dk1">
+              <w14:alpha w14:val="60000"/>
+            </w14:schemeClr>
+          </w14:shadow>
+          <w14:textOutline w14:w="0" w14:cap="flat" w14:cmpd="sng" w14:algn="ctr">
+            <w14:noFill/>
+            <w14:prstDash w14:val="solid"/>
+            <w14:round/>
+          </w14:textOutline>
+        </w:rPr>
+        <w:t>WEB PAGES AND THEIR FUNCTIONS DESECRIPTIONS</w:t>
+      </w:r>
+      <w:r>
+        <w:rPr>
+          <w:color w:val="000000" w:themeColor="text1"/>
+          <w:sz w:val="36"/>
+          <w14:shadow w14:blurRad="38100" w14:dist="19050" w14:dir="2700000" w14:sx="100000" w14:sy="100000" w14:kx="0" w14:ky="0" w14:algn="tl">
+            <w14:schemeClr w14:val="dk1">
+              <w14:alpha w14:val="60000"/>
+            </w14:schemeClr>
+          </w14:shadow>
+          <w14:textOutline w14:w="0" w14:cap="flat" w14:cmpd="sng" w14:algn="ctr">
+            <w14:noFill/>
+            <w14:prstDash w14:val="solid"/>
+            <w14:round/>
+          </w14:textOutline>
+        </w:rPr>
+        <w:t>:</w:t>
       </w:r>
     </w:p>
     <w:tbl>
@@ -130,8 +159,8 @@
         <w:tblLook w:val="04A0" w:firstRow="1" w:lastRow="0" w:firstColumn="1" w:lastColumn="0" w:noHBand="0" w:noVBand="1"/>
       </w:tblPr>
       <w:tblGrid>
-        <w:gridCol w:w="2550"/>
-        <w:gridCol w:w="7890"/>
+        <w:gridCol w:w="2647"/>
+        <w:gridCol w:w="7793"/>
       </w:tblGrid>
       <w:tr>
         <w:trPr>
@@ -154,7 +183,7 @@
                 <w:color w:val="16283F"/>
                 <w:sz w:val="24"/>
               </w:rPr>
-              <w:t>Driver</w:t>
+              <w:t xml:space="preserve">Owners </w:t>
             </w:r>
             <w:r>
               <w:rPr>
@@ -162,7 +191,90 @@
                 <w:color w:val="16283F"/>
                 <w:sz w:val="24"/>
               </w:rPr>
-              <w:t>s</w:t>
+              <w:t>(</w:t>
+            </w:r>
+            <w:proofErr w:type="spellStart"/>
+            <w:r>
+              <w:rPr>
+                <w:b/>
+                <w:color w:val="16283F"/>
+                <w:sz w:val="24"/>
+              </w:rPr>
+              <w:t>Alissa&amp;Josh</w:t>
+            </w:r>
+            <w:proofErr w:type="spellEnd"/>
+            <w:r>
+              <w:rPr>
+                <w:b/>
+                <w:color w:val="16283F"/>
+                <w:sz w:val="24"/>
+              </w:rPr>
+              <w:t>):</w:t>
+            </w:r>
+          </w:p>
+        </w:tc>
+        <w:tc>
+          <w:tcPr>
+            <w:tcW w:w="8064" w:type="dxa"/>
+          </w:tcPr>
+          <w:p>
+            <w:pPr>
+              <w:spacing w:after="40"/>
+              <w:rPr>
+                <w:sz w:val="24"/>
+              </w:rPr>
+            </w:pPr>
+            <w:r>
+              <w:rPr>
+                <w:sz w:val="24"/>
+              </w:rPr>
+              <w:t>Every page, plus</w:t>
+            </w:r>
+            <w:r>
+              <w:rPr>
+                <w:sz w:val="24"/>
+              </w:rPr>
+              <w:t xml:space="preserve"> Analytics</w:t>
+            </w:r>
+            <w:r>
+              <w:rPr>
+                <w:sz w:val="24"/>
+              </w:rPr>
+              <w:t>.</w:t>
+            </w:r>
+          </w:p>
+        </w:tc>
+      </w:tr>
+      <w:tr>
+        <w:trPr>
+          <w:jc w:val="center"/>
+        </w:trPr>
+        <w:tc>
+          <w:tcPr>
+            <w:tcW w:w="2160" w:type="dxa"/>
+          </w:tcPr>
+          <w:p>
+            <w:pPr>
+              <w:spacing w:after="40"/>
+              <w:rPr>
+                <w:sz w:val="24"/>
+              </w:rPr>
+            </w:pPr>
+            <w:r>
+              <w:rPr>
+                <w:b/>
+                <w:color w:val="16283F"/>
+                <w:sz w:val="24"/>
+              </w:rPr>
+              <w:t>Drivers</w:t>
+            </w:r>
+            <w:r>
+              <w:rPr>
+                <w:b/>
+                <w:color w:val="16283F"/>
+                <w:sz w:val="24"/>
+              </w:rPr>
+              <w:t xml:space="preserve"> </w:t>
             </w:r>
             <w:r>
               <w:rPr>
@@ -207,7 +319,31 @@
               <w:rPr>
                 <w:sz w:val="24"/>
               </w:rPr>
-              <w:t>Dashboard, Petty Cash, Check IN/OUT, Vehicles, First-Aid-Kit, Schedule</w:t>
+              <w:t>Dashboard, Check IN/OUT,</w:t>
+            </w:r>
+            <w:r>
+              <w:rPr>
+                <w:sz w:val="24"/>
+              </w:rPr>
+              <w:t xml:space="preserve"> Schedule, </w:t>
+            </w:r>
+            <w:r>
+              <w:rPr>
+                <w:sz w:val="24"/>
+              </w:rPr>
+              <w:t>Petty Cash,</w:t>
+            </w:r>
+            <w:r>
+              <w:rPr>
+                <w:sz w:val="24"/>
+              </w:rPr>
+              <w:t xml:space="preserve"> Vehicles, and First-Aid-Kit</w:t>
+            </w:r>
+            <w:r>
+              <w:rPr>
+                <w:sz w:val="24"/>
+              </w:rPr>
+              <w:t>.</w:t>
             </w:r>
           </w:p>
         </w:tc>
@@ -234,15 +370,7 @@
                 <w:color w:val="16283F"/>
                 <w:sz w:val="24"/>
               </w:rPr>
-              <w:t>House</w:t>
-            </w:r>
-            <w:r>
-              <w:rPr>
-                <w:b/>
-                <w:color w:val="16283F"/>
-                <w:sz w:val="24"/>
-              </w:rPr>
-              <w:t>Staff</w:t>
+              <w:t>HouseStaff</w:t>
             </w:r>
             <w:proofErr w:type="spellEnd"/>
             <w:r>
@@ -260,7 +388,7 @@
                 <w:color w:val="16283F"/>
                 <w:sz w:val="24"/>
               </w:rPr>
-              <w:t>Alpo&amp;Eric</w:t>
+              <w:t>Alpho&amp;Eric</w:t>
             </w:r>
             <w:proofErr w:type="spellEnd"/>
             <w:r>
@@ -269,60 +397,7 @@
                 <w:color w:val="16283F"/>
                 <w:sz w:val="24"/>
               </w:rPr>
-              <w:t>):</w:t>
-            </w:r>
-          </w:p>
-        </w:tc>
-        <w:tc>
-          <w:tcPr>
-            <w:tcW w:w="8064" w:type="dxa"/>
-          </w:tcPr>
-          <w:p>
-            <w:pPr>
-              <w:spacing w:after="40"/>
-              <w:rPr>
-                <w:sz w:val="24"/>
-              </w:rPr>
-            </w:pPr>
-            <w:r>
-              <w:rPr>
-                <w:sz w:val="24"/>
-              </w:rPr>
-              <w:t>Dashboar</w:t>
-            </w:r>
-            <w:bookmarkStart w:id="0" w:name="_GoBack"/>
-            <w:bookmarkEnd w:id="0"/>
-            <w:r>
-              <w:rPr>
-                <w:sz w:val="24"/>
-              </w:rPr>
-              <w:t>d, Petty Cash, First-Aid-Kit</w:t>
-            </w:r>
-          </w:p>
-        </w:tc>
-      </w:tr>
-      <w:tr>
-        <w:trPr>
-          <w:jc w:val="center"/>
-        </w:trPr>
-        <w:tc>
-          <w:tcPr>
-            <w:tcW w:w="2160" w:type="dxa"/>
-          </w:tcPr>
-          <w:p>
-            <w:pPr>
-              <w:spacing w:after="40"/>
-              <w:rPr>
-                <w:sz w:val="24"/>
-              </w:rPr>
-            </w:pPr>
-            <w:r>
-              <w:rPr>
-                <w:b/>
-                <w:color w:val="16283F"/>
-                <w:sz w:val="24"/>
-              </w:rPr>
-              <w:t>Alissa &amp; Josh</w:t>
+              <w:t>)</w:t>
             </w:r>
             <w:r>
               <w:rPr>
@@ -349,14 +424,34 @@
               <w:rPr>
                 <w:sz w:val="24"/>
               </w:rPr>
-              <w:t>Every page, plus</w:t>
+              <w:t>Dashboard, Petty Cash,</w:t>
             </w:r>
             <w:r>
               <w:rPr>
                 <w:sz w:val="24"/>
               </w:rPr>
-              <w:t xml:space="preserve"> Analytics</w:t>
+              <w:t xml:space="preserve"> and</w:t>
             </w:r>
+            <w:r>
+              <w:rPr>
+                <w:sz w:val="24"/>
+              </w:rPr>
+              <w:t xml:space="preserve"> First-Aid-Kit</w:t>
+            </w:r>
+            <w:r>
+              <w:rPr>
+                <w:sz w:val="24"/>
+              </w:rPr>
+              <w:t xml:space="preserve"> only</w:t>
+            </w:r>
+            <w:r>
+              <w:rPr>
+                <w:sz w:val="24"/>
+              </w:rPr>
+              <w:t>.</w:t>
+            </w:r>
+            <w:bookmarkStart w:id="0" w:name="_GoBack"/>
+            <w:bookmarkEnd w:id="0"/>
           </w:p>
         </w:tc>
       </w:tr>
@@ -412,6 +507,30 @@
           <w:sz w:val="22"/>
         </w:rPr>
         <w:t xml:space="preserve"> everyone</w:t>
+      </w:r>
+      <w:r>
+        <w:rPr>
+          <w:i/>
+          <w:color w:val="5A6472"/>
+          <w:sz w:val="22"/>
+        </w:rPr>
+        <w:t xml:space="preserve"> (</w:t>
+      </w:r>
+      <w:r>
+        <w:rPr>
+          <w:i/>
+          <w:color w:val="5A6472"/>
+          <w:sz w:val="22"/>
+        </w:rPr>
+        <w:t xml:space="preserve">but, </w:t>
+      </w:r>
+      <w:r>
+        <w:rPr>
+          <w:i/>
+          <w:color w:val="5A6472"/>
+          <w:sz w:val="22"/>
+        </w:rPr>
+        <w:t>Owners, Drivers, &amp; House staff, each has different home page)</w:t>
       </w:r>
     </w:p>
     <w:p>
@@ -960,7 +1079,23 @@
           <w:color w:val="5A6472"/>
           <w:sz w:val="22"/>
         </w:rPr>
-        <w:t xml:space="preserve"> won’t make any change on the schedule, just look</w:t>
+        <w:t xml:space="preserve"> won’t make any change on the schedule,</w:t>
+      </w:r>
+      <w:r>
+        <w:rPr>
+          <w:i/>
+          <w:color w:val="5A6472"/>
+          <w:sz w:val="22"/>
+        </w:rPr>
+        <w:t xml:space="preserve"> they</w:t>
+      </w:r>
+      <w:r>
+        <w:rPr>
+          <w:i/>
+          <w:color w:val="5A6472"/>
+          <w:sz w:val="22"/>
+        </w:rPr>
+        <w:t xml:space="preserve"> just look</w:t>
       </w:r>
       <w:r>
         <w:rPr>
@@ -988,7 +1123,25 @@
         <w:rPr>
           <w:sz w:val="24"/>
         </w:rPr>
-        <w:t>he day's trip plan. Anyone on this page</w:t>
+        <w:t>he day's trip plan. Anyone</w:t>
+      </w:r>
+      <w:r>
+        <w:rPr>
+          <w:sz w:val="24"/>
+        </w:rPr>
+        <w:t xml:space="preserve"> </w:t>
+      </w:r>
+      <w:r>
+        <w:rPr>
+          <w:sz w:val="24"/>
+        </w:rPr>
+        <w:t>(except house staff)</w:t>
+      </w:r>
+      <w:r>
+        <w:rPr>
+          <w:sz w:val="24"/>
+        </w:rPr>
+        <w:t xml:space="preserve"> on this page</w:t>
       </w:r>
       <w:r>
         <w:rPr>
@@ -1085,7 +1238,25 @@
         <w:rPr>
           <w:sz w:val="24"/>
         </w:rPr>
-        <w:t>Alissa &amp; Josh,</w:t>
+        <w:t>The Owners (</w:t>
+      </w:r>
+      <w:r>
+        <w:rPr>
+          <w:sz w:val="24"/>
+        </w:rPr>
+        <w:t>Alissa &amp; Josh</w:t>
+      </w:r>
+      <w:r>
+        <w:rPr>
+          <w:sz w:val="24"/>
+        </w:rPr>
+        <w:t>)</w:t>
+      </w:r>
+      <w:r>
+        <w:rPr>
+          <w:sz w:val="24"/>
+        </w:rPr>
+        <w:t>,</w:t>
       </w:r>
       <w:r>
         <w:rPr>
@@ -13177,7 +13348,7 @@
 </file>
 
 <file path=customXml/itemProps1.xml><?xml version="1.0" encoding="utf-8"?>
-<ds:datastoreItem xmlns:ds="http://schemas.openxmlformats.org/officeDocument/2006/customXml" ds:itemID="{2C2D8D7E-27E0-4638-9476-8C2B5D6361E0}">
+<ds:datastoreItem xmlns:ds="http://schemas.openxmlformats.org/officeDocument/2006/customXml" ds:itemID="{1E660193-4424-474E-BEE3-18C2A3C07AE5}">
   <ds:schemaRefs>
     <ds:schemaRef ds:uri="http://schemas.openxmlformats.org/officeDocument/2006/bibliography"/>
   </ds:schemaRefs>
